--- a/reports/livrables/04_Benchmark_Solutions.docx
+++ b/reports/livrables/04_Benchmark_Solutions.docx
@@ -4753,6 +4753,108 @@
         <w:t xml:space="preserve">3.2.1. scikit-learn + XGBoost (retenu)</w:t>
       </w:r>
     </w:p>
+    <w:p>
+      <w:pPr>
+        <w:jc w:val="center"/>
+      </w:pPr>
+      <w:r>
+        <w:drawing>
+          <wp:inline xmlns:a="http://schemas.openxmlformats.org/drawingml/2006/main" xmlns:pic="http://schemas.openxmlformats.org/drawingml/2006/picture">
+            <wp:extent cx="5303520" cy="1828423"/>
+            <wp:docPr id="2" name="Picture 2"/>
+            <wp:cNvGraphicFramePr>
+              <a:graphicFrameLocks noChangeAspect="1"/>
+            </wp:cNvGraphicFramePr>
+            <a:graphic>
+              <a:graphicData uri="http://schemas.openxmlformats.org/drawingml/2006/picture">
+                <pic:pic>
+                  <pic:nvPicPr>
+                    <pic:cNvPr id="0" name="24_notebook_roc_pr_curves.png"/>
+                    <pic:cNvPicPr/>
+                  </pic:nvPicPr>
+                  <pic:blipFill>
+                    <a:blip r:embed="rId11"/>
+                    <a:stretch>
+                      <a:fillRect/>
+                    </a:stretch>
+                  </pic:blipFill>
+                  <pic:spPr>
+                    <a:xfrm>
+                      <a:off x="0" y="0"/>
+                      <a:ext cx="5303520" cy="1828423"/>
+                    </a:xfrm>
+                    <a:prstGeom prst="rect"/>
+                  </pic:spPr>
+                </pic:pic>
+              </a:graphicData>
+            </a:graphic>
+          </wp:inline>
+        </w:drawing>
+      </w:r>
+    </w:p>
+    <w:p>
+      <w:pPr>
+        <w:jc w:val="center"/>
+      </w:pPr>
+      <w:r>
+        <w:rPr>
+          <w:i/>
+          <w:sz w:val="18"/>
+        </w:rPr>
+        <w:t>Figure - Courbes ROC et Precision-Recall comparatives : XGBoost (AP=0,705) et Random Forest (AP=0,636) devancent largement la regression logistique (AP=0,361)</w:t>
+      </w:r>
+    </w:p>
+    <w:p>
+      <w:pPr>
+        <w:jc w:val="center"/>
+      </w:pPr>
+      <w:r>
+        <w:drawing>
+          <wp:inline xmlns:a="http://schemas.openxmlformats.org/drawingml/2006/main" xmlns:pic="http://schemas.openxmlformats.org/drawingml/2006/picture">
+            <wp:extent cx="5303520" cy="1708227"/>
+            <wp:docPr id="1" name="Picture 1"/>
+            <wp:cNvGraphicFramePr>
+              <a:graphicFrameLocks noChangeAspect="1"/>
+            </wp:cNvGraphicFramePr>
+            <a:graphic>
+              <a:graphicData uri="http://schemas.openxmlformats.org/drawingml/2006/picture">
+                <pic:pic>
+                  <pic:nvPicPr>
+                    <pic:cNvPr id="0" name="11_dashboard_ia_benchmark_modeles.png"/>
+                    <pic:cNvPicPr/>
+                  </pic:nvPicPr>
+                  <pic:blipFill>
+                    <a:blip r:embed="rId10"/>
+                    <a:stretch>
+                      <a:fillRect/>
+                    </a:stretch>
+                  </pic:blipFill>
+                  <pic:spPr>
+                    <a:xfrm>
+                      <a:off x="0" y="0"/>
+                      <a:ext cx="5303520" cy="1708227"/>
+                    </a:xfrm>
+                    <a:prstGeom prst="rect"/>
+                  </pic:spPr>
+                </pic:pic>
+              </a:graphicData>
+            </a:graphic>
+          </wp:inline>
+        </w:drawing>
+      </w:r>
+    </w:p>
+    <w:p>
+      <w:pPr>
+        <w:jc w:val="center"/>
+      </w:pPr>
+      <w:r>
+        <w:rPr>
+          <w:i/>
+          <w:sz w:val="18"/>
+        </w:rPr>
+        <w:t>Figure - Validation du choix scikit-learn + XGBoost : PR-AUC 0,705 sur le PoC MECHA, depasse le seuil MSPR (0,5) de 41 %</w:t>
+      </w:r>
+    </w:p>
     <w:tbl>
       <w:tblPr>
         <w:tblW w:type="dxa" w:w="9960"/>
@@ -5734,6 +5836,57 @@
           <w:szCs w:val="26"/>
         </w:rPr>
         <w:t xml:space="preserve">4.2. Analyse comparative</w:t>
+      </w:r>
+    </w:p>
+    <w:p>
+      <w:pPr>
+        <w:jc w:val="center"/>
+      </w:pPr>
+      <w:r>
+        <w:drawing>
+          <wp:inline xmlns:a="http://schemas.openxmlformats.org/drawingml/2006/main" xmlns:pic="http://schemas.openxmlformats.org/drawingml/2006/picture">
+            <wp:extent cx="5303520" cy="1712852"/>
+            <wp:docPr id="3" name="Picture 3"/>
+            <wp:cNvGraphicFramePr>
+              <a:graphicFrameLocks noChangeAspect="1"/>
+            </wp:cNvGraphicFramePr>
+            <a:graphic>
+              <a:graphicData uri="http://schemas.openxmlformats.org/drawingml/2006/picture">
+                <pic:pic>
+                  <pic:nvPicPr>
+                    <pic:cNvPr id="0" name="29_mlflow_runs_mecha.png"/>
+                    <pic:cNvPicPr/>
+                  </pic:nvPicPr>
+                  <pic:blipFill>
+                    <a:blip r:embed="rId12"/>
+                    <a:stretch>
+                      <a:fillRect/>
+                    </a:stretch>
+                  </pic:blipFill>
+                  <pic:spPr>
+                    <a:xfrm>
+                      <a:off x="0" y="0"/>
+                      <a:ext cx="5303520" cy="1712852"/>
+                    </a:xfrm>
+                    <a:prstGeom prst="rect"/>
+                  </pic:spPr>
+                </pic:pic>
+              </a:graphicData>
+            </a:graphic>
+          </wp:inline>
+        </w:drawing>
+      </w:r>
+    </w:p>
+    <w:p>
+      <w:pPr>
+        <w:jc w:val="center"/>
+      </w:pPr>
+      <w:r>
+        <w:rPr>
+          <w:i/>
+          <w:sz w:val="18"/>
+        </w:rPr>
+        <w:t>Figure - Validation du choix MLflow : interface de suivi des experimentations en usage reel sur le projet MECHA</w:t>
       </w:r>
     </w:p>
     <w:tbl>
@@ -6923,6 +7076,57 @@
           <w:szCs w:val="26"/>
         </w:rPr>
         <w:t xml:space="preserve">5.2. Analyse comparative</w:t>
+      </w:r>
+    </w:p>
+    <w:p>
+      <w:pPr>
+        <w:jc w:val="center"/>
+      </w:pPr>
+      <w:r>
+        <w:drawing>
+          <wp:inline xmlns:a="http://schemas.openxmlformats.org/drawingml/2006/main" xmlns:pic="http://schemas.openxmlformats.org/drawingml/2006/picture">
+            <wp:extent cx="5303520" cy="1732894"/>
+            <wp:docPr id="4" name="Picture 4"/>
+            <wp:cNvGraphicFramePr>
+              <a:graphicFrameLocks noChangeAspect="1"/>
+            </wp:cNvGraphicFramePr>
+            <a:graphic>
+              <a:graphicData uri="http://schemas.openxmlformats.org/drawingml/2006/picture">
+                <pic:pic>
+                  <pic:nvPicPr>
+                    <pic:cNvPr id="0" name="01_dashboard_home_kpis.png"/>
+                    <pic:cNvPicPr/>
+                  </pic:nvPicPr>
+                  <pic:blipFill>
+                    <a:blip r:embed="rId13"/>
+                    <a:stretch>
+                      <a:fillRect/>
+                    </a:stretch>
+                  </pic:blipFill>
+                  <pic:spPr>
+                    <a:xfrm>
+                      <a:off x="0" y="0"/>
+                      <a:ext cx="5303520" cy="1732894"/>
+                    </a:xfrm>
+                    <a:prstGeom prst="rect"/>
+                  </pic:spPr>
+                </pic:pic>
+              </a:graphicData>
+            </a:graphic>
+          </wp:inline>
+        </w:drawing>
+      </w:r>
+    </w:p>
+    <w:p>
+      <w:pPr>
+        <w:jc w:val="center"/>
+      </w:pPr>
+      <w:r>
+        <w:rPr>
+          <w:i/>
+          <w:sz w:val="18"/>
+        </w:rPr>
+        <w:t>Figure - Validation du choix Streamlit : dashboard multi-pages livre en 3 semaines, affiche 5 KPIs temps reel sur le PoC</w:t>
       </w:r>
     </w:p>
     <w:tbl>
